--- a/Documento - Informe.docx
+++ b/Documento - Informe.docx
@@ -5,9 +5,338 @@
     <w:p>
       <w:pPr>
         <w:spacing w:after="0"/>
-      </w:pPr>
+        <w:jc w:val="center"/>
+        <w:rPr>
+          <w:b/>
+          <w:bCs/>
+          <w:sz w:val="36"/>
+          <w:szCs w:val="36"/>
+          <w:lang w:val="es-ES"/>
+        </w:rPr>
+      </w:pPr>
+      <w:r>
+        <w:rPr>
+          <w:b/>
+          <w:bCs/>
+          <w:sz w:val="36"/>
+          <w:szCs w:val="36"/>
+          <w:lang w:val="es-ES"/>
+        </w:rPr>
+        <w:t>Proyecto Final</w:t>
+      </w:r>
+    </w:p>
+    <w:p>
+      <w:pPr>
+        <w:spacing w:after="0"/>
+        <w:jc w:val="center"/>
+        <w:rPr>
+          <w:b/>
+          <w:bCs/>
+          <w:lang w:val="es-ES"/>
+        </w:rPr>
+      </w:pPr>
+      <w:r>
+        <w:rPr>
+          <w:b/>
+          <w:bCs/>
+          <w:lang w:val="es-ES"/>
+        </w:rPr>
+        <w:t>Visión por Computadora</w:t>
+      </w:r>
+    </w:p>
+    <w:p>
+      <w:pPr>
+        <w:spacing w:after="0"/>
+        <w:rPr>
+          <w:b/>
+          <w:bCs/>
+          <w:lang w:val="es-ES"/>
+        </w:rPr>
+      </w:pPr>
+    </w:p>
+    <w:p>
+      <w:pPr>
+        <w:spacing w:after="0"/>
+        <w:rPr>
+          <w:lang w:val="en-US"/>
+        </w:rPr>
+      </w:pPr>
+      <w:proofErr w:type="spellStart"/>
+      <w:r>
+        <w:rPr>
+          <w:b/>
+          <w:bCs/>
+          <w:lang w:val="en-US"/>
+        </w:rPr>
+        <w:t>Github</w:t>
+      </w:r>
+      <w:proofErr w:type="spellEnd"/>
+      <w:r>
+        <w:rPr>
+          <w:b/>
+          <w:bCs/>
+          <w:lang w:val="en-US"/>
+        </w:rPr>
+        <w:t>:</w:t>
+      </w:r>
+      <w:r>
+        <w:rPr>
+          <w:lang w:val="en-US"/>
+        </w:rPr>
+        <w:t xml:space="preserve"> </w:t>
+      </w:r>
+      <w:hyperlink r:id="rId6" w:history="1">
+        <w:r>
+          <w:rPr>
+            <w:rStyle w:val="Hyperlink"/>
+            <w:lang w:val="en-US"/>
+          </w:rPr>
+          <w:t>https://github.com/ArielaMishaanCohen/ProyectoVC.git</w:t>
+        </w:r>
+      </w:hyperlink>
+      <w:r>
+        <w:rPr>
+          <w:lang w:val="en-US"/>
+        </w:rPr>
+        <w:t xml:space="preserve"> </w:t>
+      </w:r>
+    </w:p>
+    <w:p>
+      <w:pPr>
+        <w:spacing w:after="0"/>
+        <w:rPr>
+          <w:b/>
+          <w:bCs/>
+          <w:lang w:val="en-US"/>
+        </w:rPr>
+      </w:pPr>
+    </w:p>
+    <w:p>
+      <w:pPr>
+        <w:spacing w:after="0"/>
+        <w:rPr>
+          <w:b/>
+          <w:bCs/>
+          <w:lang w:val="es-ES"/>
+        </w:rPr>
+      </w:pPr>
+      <w:r>
+        <w:rPr>
+          <w:b/>
+          <w:bCs/>
+          <w:lang w:val="es-ES"/>
+        </w:rPr>
+        <w:t>Descripción del problema</w:t>
+      </w:r>
+    </w:p>
+    <w:p>
+      <w:pPr>
+        <w:spacing w:after="0"/>
+        <w:rPr>
+          <w:b/>
+          <w:bCs/>
+          <w:lang w:val="es-ES"/>
+        </w:rPr>
+      </w:pPr>
+    </w:p>
+    <w:p>
+      <w:pPr>
+        <w:spacing w:after="0"/>
+        <w:rPr>
+          <w:b/>
+          <w:bCs/>
+          <w:lang w:val="es-ES"/>
+        </w:rPr>
+      </w:pPr>
+    </w:p>
+    <w:p>
+      <w:pPr>
+        <w:spacing w:after="0"/>
+        <w:rPr>
+          <w:b/>
+          <w:bCs/>
+          <w:lang w:val="es-ES"/>
+        </w:rPr>
+      </w:pPr>
+      <w:r>
+        <w:rPr>
+          <w:b/>
+          <w:bCs/>
+          <w:lang w:val="es-ES"/>
+        </w:rPr>
+        <w:t>Análisis</w:t>
+      </w:r>
+    </w:p>
+    <w:p>
+      <w:pPr>
+        <w:spacing w:after="0"/>
+        <w:rPr>
+          <w:b/>
+          <w:bCs/>
+          <w:lang w:val="es-ES"/>
+        </w:rPr>
+      </w:pPr>
+    </w:p>
+    <w:p>
+      <w:pPr>
+        <w:spacing w:after="0"/>
+        <w:rPr>
+          <w:b/>
+          <w:bCs/>
+          <w:lang w:val="es-ES"/>
+        </w:rPr>
+      </w:pPr>
+      <w:r>
+        <w:rPr>
+          <w:b/>
+          <w:bCs/>
+          <w:lang w:val="es-ES"/>
+        </w:rPr>
+        <w:t>Propuesta de solución</w:t>
+      </w:r>
+    </w:p>
+    <w:p>
+      <w:pPr>
+        <w:spacing w:after="0"/>
+        <w:rPr>
+          <w:b/>
+          <w:bCs/>
+          <w:lang w:val="es-ES"/>
+        </w:rPr>
+      </w:pPr>
+    </w:p>
+    <w:p>
+      <w:pPr>
+        <w:spacing w:after="0"/>
+        <w:rPr>
+          <w:b/>
+          <w:bCs/>
+          <w:lang w:val="es-ES"/>
+        </w:rPr>
+      </w:pPr>
+      <w:r>
+        <w:rPr>
+          <w:b/>
+          <w:bCs/>
+          <w:lang w:val="es-ES"/>
+        </w:rPr>
+        <w:t>Descripción de la solución</w:t>
+      </w:r>
+    </w:p>
+    <w:p>
+      <w:pPr>
+        <w:spacing w:after="0"/>
+        <w:rPr>
+          <w:b/>
+          <w:bCs/>
+          <w:lang w:val="es-ES"/>
+        </w:rPr>
+      </w:pPr>
+    </w:p>
+    <w:p>
+      <w:pPr>
+        <w:spacing w:after="0"/>
+        <w:rPr>
+          <w:b/>
+          <w:bCs/>
+          <w:lang w:val="es-ES"/>
+        </w:rPr>
+      </w:pPr>
+      <w:r>
+        <w:rPr>
+          <w:b/>
+          <w:bCs/>
+          <w:lang w:val="es-ES"/>
+        </w:rPr>
+        <w:t xml:space="preserve">Herramientas aplicadas </w:t>
+      </w:r>
+    </w:p>
+    <w:p>
+      <w:pPr>
+        <w:spacing w:after="0"/>
+        <w:rPr>
+          <w:b/>
+          <w:bCs/>
+          <w:lang w:val="es-ES"/>
+        </w:rPr>
+      </w:pPr>
+    </w:p>
+    <w:p>
+      <w:pPr>
+        <w:spacing w:after="0"/>
+        <w:rPr>
+          <w:b/>
+          <w:bCs/>
+          <w:lang w:val="es-ES"/>
+        </w:rPr>
+      </w:pPr>
+      <w:r>
+        <w:rPr>
+          <w:b/>
+          <w:bCs/>
+          <w:lang w:val="es-ES"/>
+        </w:rPr>
+        <w:t>Resultados (métricas)</w:t>
+      </w:r>
+    </w:p>
+    <w:p>
+      <w:pPr>
+        <w:spacing w:after="0"/>
+        <w:rPr>
+          <w:b/>
+          <w:bCs/>
+          <w:lang w:val="es-ES"/>
+        </w:rPr>
+      </w:pPr>
+    </w:p>
+    <w:p>
+      <w:pPr>
+        <w:spacing w:after="0"/>
+        <w:rPr>
+          <w:b/>
+          <w:bCs/>
+          <w:lang w:val="es-ES"/>
+        </w:rPr>
+      </w:pPr>
+      <w:r>
+        <w:rPr>
+          <w:b/>
+          <w:bCs/>
+          <w:lang w:val="es-ES"/>
+        </w:rPr>
+        <w:t>Conclusión</w:t>
+      </w:r>
+    </w:p>
+    <w:p>
+      <w:pPr>
+        <w:spacing w:after="0"/>
+        <w:rPr>
+          <w:b/>
+          <w:bCs/>
+          <w:lang w:val="es-ES"/>
+        </w:rPr>
+      </w:pPr>
+    </w:p>
+    <w:p>
+      <w:pPr>
+        <w:spacing w:after="0"/>
+        <w:rPr>
+          <w:b/>
+          <w:bCs/>
+          <w:lang w:val="es-ES"/>
+        </w:rPr>
+      </w:pPr>
+      <w:r>
+        <w:rPr>
+          <w:b/>
+          <w:bCs/>
+          <w:lang w:val="es-ES"/>
+        </w:rPr>
+        <w:t>Bibliografía</w:t>
+      </w:r>
     </w:p>
     <w:sectPr>
+      <w:headerReference w:type="default" r:id="rId7"/>
       <w:pgSz w:w="12240" w:h="15840"/>
       <w:pgMar w:top="1440" w:right="1440" w:bottom="1440" w:left="1440" w:header="708" w:footer="708" w:gutter="0"/>
       <w:cols w:space="708"/>
@@ -15,6 +344,78 @@
     </w:sectPr>
   </w:body>
 </w:document>
+</file>
+
+<file path=word/endnotes.xml><?xml version="1.0" encoding="utf-8"?>
+<w:endnotes xmlns:wpc="http://schemas.microsoft.com/office/word/2010/wordprocessingCanvas" xmlns:cx="http://schemas.microsoft.com/office/drawing/2014/chartex" xmlns:cx1="http://schemas.microsoft.com/office/drawing/2015/9/8/chartex" xmlns:cx2="http://schemas.microsoft.com/office/drawing/2015/10/21/chartex" xmlns:cx3="http://schemas.microsoft.com/office/drawing/2016/5/9/chartex" xmlns:cx4="http://schemas.microsoft.com/office/drawing/2016/5/10/chartex" xmlns:cx5="http://schemas.microsoft.com/office/drawing/2016/5/11/chartex" xmlns:cx6="http://schemas.microsoft.com/office/drawing/2016/5/12/chartex" xmlns:cx7="http://schemas.microsoft.com/office/drawing/2016/5/13/chartex" xmlns:cx8="http://schemas.microsoft.com/office/drawing/2016/5/14/chartex" xmlns:mc="http://schemas.openxmlformats.org/markup-compatibility/2006" xmlns:aink="http://schemas.microsoft.com/office/drawing/2016/ink" xmlns:am3d="http://schemas.microsoft.com/office/drawing/2017/model3d" xmlns:o="urn:schemas-microsoft-com:office:office" xmlns:oel="http://schemas.microsoft.com/office/2019/extlst" xmlns:r="http://schemas.openxmlformats.org/officeDocument/2006/relationships" xmlns:m="http://schemas.openxmlformats.org/officeDocument/2006/math" xmlns:v="urn:schemas-microsoft-com:vml" xmlns:wp14="http://schemas.microsoft.com/office/word/2010/wordprocessingDrawing" xmlns:wp="http://schemas.openxmlformats.org/drawingml/2006/wordprocessingDrawing" xmlns:w10="urn:schemas-microsoft-com:office:word" xmlns:w="http://schemas.openxmlformats.org/wordprocessingml/2006/main" xmlns:w14="http://schemas.microsoft.com/office/word/2010/wordml" xmlns:w15="http://schemas.microsoft.com/office/word/2012/wordml" xmlns:w16cex="http://schemas.microsoft.com/office/word/2018/wordml/cex" xmlns:w16cid="http://schemas.microsoft.com/office/word/2016/wordml/cid" xmlns:w16="http://schemas.microsoft.com/office/word/2018/wordml" xmlns:w16du="http://schemas.microsoft.com/office/word/2023/wordml/word16du" xmlns:w16sdtdh="http://schemas.microsoft.com/office/word/2020/wordml/sdtdatahash" xmlns:w16sdtfl="http://schemas.microsoft.com/office/word/2024/wordml/sdtformatlock" xmlns:w16se="http://schemas.microsoft.com/office/word/2015/wordml/symex" xmlns:wpg="http://schemas.microsoft.com/office/word/2010/wordprocessingGroup" xmlns:wpi="http://schemas.microsoft.com/office/word/2010/wordprocessingInk" xmlns:wne="http://schemas.microsoft.com/office/word/2006/wordml" xmlns:wps="http://schemas.microsoft.com/office/word/2010/wordprocessingShape" mc:Ignorable="w14 w15 w16se w16cid w16 w16cex w16sdtdh w16sdtfl w16du wp14">
+  <w:endnote w:type="separator" w:id="-1">
+    <w:p>
+      <w:pPr>
+        <w:spacing w:after="0" w:line="240" w:lineRule="auto"/>
+      </w:pPr>
+      <w:r>
+        <w:separator/>
+      </w:r>
+    </w:p>
+  </w:endnote>
+  <w:endnote w:type="continuationSeparator" w:id="0">
+    <w:p>
+      <w:pPr>
+        <w:spacing w:after="0" w:line="240" w:lineRule="auto"/>
+      </w:pPr>
+      <w:r>
+        <w:continuationSeparator/>
+      </w:r>
+    </w:p>
+  </w:endnote>
+</w:endnotes>
+</file>
+
+<file path=word/footnotes.xml><?xml version="1.0" encoding="utf-8"?>
+<w:footnotes xmlns:wpc="http://schemas.microsoft.com/office/word/2010/wordprocessingCanvas" xmlns:cx="http://schemas.microsoft.com/office/drawing/2014/chartex" xmlns:cx1="http://schemas.microsoft.com/office/drawing/2015/9/8/chartex" xmlns:cx2="http://schemas.microsoft.com/office/drawing/2015/10/21/chartex" xmlns:cx3="http://schemas.microsoft.com/office/drawing/2016/5/9/chartex" xmlns:cx4="http://schemas.microsoft.com/office/drawing/2016/5/10/chartex" xmlns:cx5="http://schemas.microsoft.com/office/drawing/2016/5/11/chartex" xmlns:cx6="http://schemas.microsoft.com/office/drawing/2016/5/12/chartex" xmlns:cx7="http://schemas.microsoft.com/office/drawing/2016/5/13/chartex" xmlns:cx8="http://schemas.microsoft.com/office/drawing/2016/5/14/chartex" xmlns:mc="http://schemas.openxmlformats.org/markup-compatibility/2006" xmlns:aink="http://schemas.microsoft.com/office/drawing/2016/ink" xmlns:am3d="http://schemas.microsoft.com/office/drawing/2017/model3d" xmlns:o="urn:schemas-microsoft-com:office:office" xmlns:oel="http://schemas.microsoft.com/office/2019/extlst" xmlns:r="http://schemas.openxmlformats.org/officeDocument/2006/relationships" xmlns:m="http://schemas.openxmlformats.org/officeDocument/2006/math" xmlns:v="urn:schemas-microsoft-com:vml" xmlns:wp14="http://schemas.microsoft.com/office/word/2010/wordprocessingDrawing" xmlns:wp="http://schemas.openxmlformats.org/drawingml/2006/wordprocessingDrawing" xmlns:w10="urn:schemas-microsoft-com:office:word" xmlns:w="http://schemas.openxmlformats.org/wordprocessingml/2006/main" xmlns:w14="http://schemas.microsoft.com/office/word/2010/wordml" xmlns:w15="http://schemas.microsoft.com/office/word/2012/wordml" xmlns:w16cex="http://schemas.microsoft.com/office/word/2018/wordml/cex" xmlns:w16cid="http://schemas.microsoft.com/office/word/2016/wordml/cid" xmlns:w16="http://schemas.microsoft.com/office/word/2018/wordml" xmlns:w16du="http://schemas.microsoft.com/office/word/2023/wordml/word16du" xmlns:w16sdtdh="http://schemas.microsoft.com/office/word/2020/wordml/sdtdatahash" xmlns:w16sdtfl="http://schemas.microsoft.com/office/word/2024/wordml/sdtformatlock" xmlns:w16se="http://schemas.microsoft.com/office/word/2015/wordml/symex" xmlns:wpg="http://schemas.microsoft.com/office/word/2010/wordprocessingGroup" xmlns:wpi="http://schemas.microsoft.com/office/word/2010/wordprocessingInk" xmlns:wne="http://schemas.microsoft.com/office/word/2006/wordml" xmlns:wps="http://schemas.microsoft.com/office/word/2010/wordprocessingShape" mc:Ignorable="w14 w15 w16se w16cid w16 w16cex w16sdtdh w16sdtfl w16du wp14">
+  <w:footnote w:type="separator" w:id="-1">
+    <w:p>
+      <w:pPr>
+        <w:spacing w:after="0" w:line="240" w:lineRule="auto"/>
+      </w:pPr>
+      <w:r>
+        <w:separator/>
+      </w:r>
+    </w:p>
+  </w:footnote>
+  <w:footnote w:type="continuationSeparator" w:id="0">
+    <w:p>
+      <w:pPr>
+        <w:spacing w:after="0" w:line="240" w:lineRule="auto"/>
+      </w:pPr>
+      <w:r>
+        <w:continuationSeparator/>
+      </w:r>
+    </w:p>
+  </w:footnote>
+</w:footnotes>
+</file>
+
+<file path=word/header1.xml><?xml version="1.0" encoding="utf-8"?>
+<w:hdr xmlns:wpc="http://schemas.microsoft.com/office/word/2010/wordprocessingCanvas" xmlns:cx="http://schemas.microsoft.com/office/drawing/2014/chartex" xmlns:cx1="http://schemas.microsoft.com/office/drawing/2015/9/8/chartex" xmlns:cx2="http://schemas.microsoft.com/office/drawing/2015/10/21/chartex" xmlns:cx3="http://schemas.microsoft.com/office/drawing/2016/5/9/chartex" xmlns:cx4="http://schemas.microsoft.com/office/drawing/2016/5/10/chartex" xmlns:cx5="http://schemas.microsoft.com/office/drawing/2016/5/11/chartex" xmlns:cx6="http://schemas.microsoft.com/office/drawing/2016/5/12/chartex" xmlns:cx7="http://schemas.microsoft.com/office/drawing/2016/5/13/chartex" xmlns:cx8="http://schemas.microsoft.com/office/drawing/2016/5/14/chartex" xmlns:mc="http://schemas.openxmlformats.org/markup-compatibility/2006" xmlns:aink="http://schemas.microsoft.com/office/drawing/2016/ink" xmlns:am3d="http://schemas.microsoft.com/office/drawing/2017/model3d" xmlns:o="urn:schemas-microsoft-com:office:office" xmlns:oel="http://schemas.microsoft.com/office/2019/extlst" xmlns:r="http://schemas.openxmlformats.org/officeDocument/2006/relationships" xmlns:m="http://schemas.openxmlformats.org/officeDocument/2006/math" xmlns:v="urn:schemas-microsoft-com:vml" xmlns:wp14="http://schemas.microsoft.com/office/word/2010/wordprocessingDrawing" xmlns:wp="http://schemas.openxmlformats.org/drawingml/2006/wordprocessingDrawing" xmlns:w10="urn:schemas-microsoft-com:office:word" xmlns:w="http://schemas.openxmlformats.org/wordprocessingml/2006/main" xmlns:w14="http://schemas.microsoft.com/office/word/2010/wordml" xmlns:w15="http://schemas.microsoft.com/office/word/2012/wordml" xmlns:w16cex="http://schemas.microsoft.com/office/word/2018/wordml/cex" xmlns:w16cid="http://schemas.microsoft.com/office/word/2016/wordml/cid" xmlns:w16="http://schemas.microsoft.com/office/word/2018/wordml" xmlns:w16du="http://schemas.microsoft.com/office/word/2023/wordml/word16du" xmlns:w16sdtdh="http://schemas.microsoft.com/office/word/2020/wordml/sdtdatahash" xmlns:w16sdtfl="http://schemas.microsoft.com/office/word/2024/wordml/sdtformatlock" xmlns:w16se="http://schemas.microsoft.com/office/word/2015/wordml/symex" xmlns:wpg="http://schemas.microsoft.com/office/word/2010/wordprocessingGroup" xmlns:wpi="http://schemas.microsoft.com/office/word/2010/wordprocessingInk" xmlns:wne="http://schemas.microsoft.com/office/word/2006/wordml" xmlns:wps="http://schemas.microsoft.com/office/word/2010/wordprocessingShape" mc:Ignorable="w14 w15 w16se w16cid w16 w16cex w16sdtdh w16sdtfl w16du wp14">
+  <w:p>
+    <w:pPr>
+      <w:pStyle w:val="Header"/>
+      <w:jc w:val="center"/>
+      <w:rPr>
+        <w:color w:val="BFBFBF" w:themeColor="background1" w:themeShade="BF"/>
+        <w:lang w:val="es-ES"/>
+      </w:rPr>
+    </w:pPr>
+    <w:r>
+      <w:rPr>
+        <w:color w:val="BFBFBF" w:themeColor="background1" w:themeShade="BF"/>
+        <w:lang w:val="es-ES"/>
+      </w:rPr>
+      <w:t>Alina Carías, Daniel Machic, Ignacio Méndez, Ariela Mishaan y Diego Soto</w:t>
+    </w:r>
+  </w:p>
+</w:hdr>
 </file>
 
 <file path=word/styles.xml><?xml version="1.0" encoding="utf-8"?>
@@ -934,6 +1335,73 @@
       <w:spacing w:val="5"/>
     </w:rPr>
   </w:style>
+  <w:style w:type="character" w:styleId="Hyperlink">
+    <w:name w:val="Hyperlink"/>
+    <w:basedOn w:val="DefaultParagraphFont"/>
+    <w:uiPriority w:val="99"/>
+    <w:unhideWhenUsed/>
+    <w:rsid w:val="009F1815"/>
+    <w:rPr>
+      <w:color w:val="467886" w:themeColor="hyperlink"/>
+      <w:u w:val="single"/>
+    </w:rPr>
+  </w:style>
+  <w:style w:type="character" w:styleId="UnresolvedMention">
+    <w:name w:val="Unresolved Mention"/>
+    <w:basedOn w:val="DefaultParagraphFont"/>
+    <w:uiPriority w:val="99"/>
+    <w:semiHidden/>
+    <w:unhideWhenUsed/>
+    <w:rsid w:val="009F1815"/>
+    <w:rPr>
+      <w:color w:val="605E5C"/>
+      <w:shd w:val="clear" w:color="auto" w:fill="E1DFDD"/>
+    </w:rPr>
+  </w:style>
+  <w:style w:type="paragraph" w:styleId="Header">
+    <w:name w:val="header"/>
+    <w:basedOn w:val="Normal"/>
+    <w:link w:val="HeaderChar"/>
+    <w:uiPriority w:val="99"/>
+    <w:unhideWhenUsed/>
+    <w:rsid w:val="00186869"/>
+    <w:pPr>
+      <w:tabs>
+        <w:tab w:val="center" w:pos="4680"/>
+        <w:tab w:val="right" w:pos="9360"/>
+      </w:tabs>
+      <w:spacing w:after="0" w:line="240" w:lineRule="auto"/>
+    </w:pPr>
+  </w:style>
+  <w:style w:type="character" w:customStyle="1" w:styleId="HeaderChar">
+    <w:name w:val="Header Char"/>
+    <w:basedOn w:val="DefaultParagraphFont"/>
+    <w:link w:val="Header"/>
+    <w:uiPriority w:val="99"/>
+    <w:rsid w:val="00186869"/>
+  </w:style>
+  <w:style w:type="paragraph" w:styleId="Footer">
+    <w:name w:val="footer"/>
+    <w:basedOn w:val="Normal"/>
+    <w:link w:val="FooterChar"/>
+    <w:uiPriority w:val="99"/>
+    <w:unhideWhenUsed/>
+    <w:rsid w:val="00186869"/>
+    <w:pPr>
+      <w:tabs>
+        <w:tab w:val="center" w:pos="4680"/>
+        <w:tab w:val="right" w:pos="9360"/>
+      </w:tabs>
+      <w:spacing w:after="0" w:line="240" w:lineRule="auto"/>
+    </w:pPr>
+  </w:style>
+  <w:style w:type="character" w:customStyle="1" w:styleId="FooterChar">
+    <w:name w:val="Footer Char"/>
+    <w:basedOn w:val="DefaultParagraphFont"/>
+    <w:link w:val="Footer"/>
+    <w:uiPriority w:val="99"/>
+    <w:rsid w:val="00186869"/>
+  </w:style>
 </w:styles>
 </file>
 

--- a/Documento - Informe.docx
+++ b/Documento - Informe.docx
@@ -47,121 +47,478 @@
     <w:p>
       <w:pPr>
         <w:spacing w:after="0"/>
-        <w:rPr>
-          <w:b/>
-          <w:bCs/>
-          <w:lang w:val="es-ES"/>
-        </w:rPr>
-      </w:pPr>
-    </w:p>
-    <w:p>
-      <w:pPr>
-        <w:spacing w:after="0"/>
-        <w:rPr>
+        <w:jc w:val="both"/>
+        <w:rPr>
+          <w:b/>
+          <w:bCs/>
           <w:lang w:val="en-US"/>
         </w:rPr>
       </w:pPr>
+    </w:p>
+    <w:p>
+      <w:pPr>
+        <w:pStyle w:val="ListParagraph"/>
+        <w:numPr>
+          <w:ilvl w:val="0"/>
+          <w:numId w:val="1"/>
+        </w:numPr>
+        <w:spacing w:after="0"/>
+        <w:jc w:val="both"/>
+        <w:rPr>
+          <w:b/>
+          <w:bCs/>
+          <w:sz w:val="32"/>
+          <w:szCs w:val="32"/>
+          <w:lang w:val="es-ES"/>
+        </w:rPr>
+      </w:pPr>
+      <w:r>
+        <w:rPr>
+          <w:b/>
+          <w:bCs/>
+          <w:sz w:val="32"/>
+          <w:szCs w:val="32"/>
+          <w:lang w:val="es-ES"/>
+        </w:rPr>
+        <w:t>Descripción del problema</w:t>
+      </w:r>
+    </w:p>
+    <w:p>
+      <w:pPr>
+        <w:spacing w:after="0"/>
+        <w:jc w:val="both"/>
+        <w:rPr>
+          <w:b/>
+          <w:bCs/>
+          <w:lang w:val="es-ES"/>
+        </w:rPr>
+      </w:pPr>
+    </w:p>
+    <w:p>
+      <w:pPr>
+        <w:spacing w:after="0"/>
+        <w:jc w:val="both"/>
+        <w:rPr>
+          <w:lang w:val="es-ES"/>
+        </w:rPr>
+      </w:pPr>
+      <w:r>
+        <w:rPr>
+          <w:lang w:val="es-ES"/>
+        </w:rPr>
+        <w:t>El presente proyecto aborda el problema de la detección automática de eventos relevantes en partidos de fútbol a partir de secuencias de video. En particular, se busca identificar y clasificar acciones específicas como pases (</w:t>
+      </w:r>
       <w:proofErr w:type="spellStart"/>
       <w:r>
         <w:rPr>
-          <w:b/>
-          <w:bCs/>
-          <w:lang w:val="en-US"/>
-        </w:rPr>
-        <w:t>Github</w:t>
+          <w:lang w:val="es-ES"/>
+        </w:rPr>
+        <w:t>plays</w:t>
       </w:r>
       <w:proofErr w:type="spellEnd"/>
       <w:r>
         <w:rPr>
-          <w:b/>
-          <w:bCs/>
-          <w:lang w:val="en-US"/>
-        </w:rPr>
-        <w:t>:</w:t>
-      </w:r>
-      <w:r>
-        <w:rPr>
-          <w:lang w:val="en-US"/>
+          <w:lang w:val="es-ES"/>
+        </w:rPr>
+        <w:t>), saques de banda (</w:t>
+      </w:r>
+      <w:proofErr w:type="spellStart"/>
+      <w:r>
+        <w:rPr>
+          <w:lang w:val="es-ES"/>
+        </w:rPr>
+        <w:t>throw-ins</w:t>
+      </w:r>
+      <w:proofErr w:type="spellEnd"/>
+      <w:r>
+        <w:rPr>
+          <w:lang w:val="es-ES"/>
+        </w:rPr>
+        <w:t>) y disputas del balón (</w:t>
+      </w:r>
+      <w:proofErr w:type="spellStart"/>
+      <w:r>
+        <w:rPr>
+          <w:lang w:val="es-ES"/>
+        </w:rPr>
+        <w:t>challenges</w:t>
+      </w:r>
+      <w:proofErr w:type="spellEnd"/>
+      <w:r>
+        <w:rPr>
+          <w:lang w:val="es-ES"/>
+        </w:rPr>
+        <w:t>). Dentro de la categoría de disputas del balón, también se puede diferenciar entre las siguientes jugadas: oponente desbordado (</w:t>
+      </w:r>
+      <w:proofErr w:type="spellStart"/>
+      <w:r>
+        <w:rPr>
+          <w:lang w:val="es-ES"/>
+        </w:rPr>
+        <w:t>opponent</w:t>
+      </w:r>
+      <w:proofErr w:type="spellEnd"/>
+      <w:r>
+        <w:rPr>
+          <w:lang w:val="es-ES"/>
         </w:rPr>
         <w:t xml:space="preserve"> </w:t>
       </w:r>
-      <w:hyperlink r:id="rId6" w:history="1">
-        <w:r>
-          <w:rPr>
-            <w:rStyle w:val="Hyperlink"/>
-            <w:lang w:val="en-US"/>
-          </w:rPr>
-          <w:t>https://github.com/ArielaMishaanCohen/ProyectoVC.git</w:t>
-        </w:r>
-      </w:hyperlink>
-      <w:r>
-        <w:rPr>
-          <w:lang w:val="en-US"/>
+      <w:proofErr w:type="spellStart"/>
+      <w:r>
+        <w:rPr>
+          <w:lang w:val="es-ES"/>
+        </w:rPr>
+        <w:t>rounded</w:t>
+      </w:r>
+      <w:proofErr w:type="spellEnd"/>
+      <w:r>
+        <w:rPr>
+          <w:lang w:val="es-ES"/>
+        </w:rPr>
+        <w:t>), acción con balón ejecutada (</w:t>
+      </w:r>
+      <w:proofErr w:type="spellStart"/>
+      <w:r>
+        <w:rPr>
+          <w:lang w:val="es-ES"/>
+        </w:rPr>
+        <w:t>ball</w:t>
+      </w:r>
+      <w:proofErr w:type="spellEnd"/>
+      <w:r>
+        <w:rPr>
+          <w:lang w:val="es-ES"/>
         </w:rPr>
         <w:t xml:space="preserve"> </w:t>
       </w:r>
-    </w:p>
-    <w:p>
-      <w:pPr>
-        <w:spacing w:after="0"/>
-        <w:rPr>
-          <w:b/>
-          <w:bCs/>
-          <w:lang w:val="en-US"/>
-        </w:rPr>
-      </w:pPr>
-    </w:p>
-    <w:p>
-      <w:pPr>
-        <w:spacing w:after="0"/>
-        <w:rPr>
-          <w:b/>
-          <w:bCs/>
-          <w:lang w:val="es-ES"/>
-        </w:rPr>
-      </w:pPr>
-      <w:r>
-        <w:rPr>
-          <w:b/>
-          <w:bCs/>
-          <w:lang w:val="es-ES"/>
-        </w:rPr>
-        <w:t>Descripción del problema</w:t>
-      </w:r>
-    </w:p>
-    <w:p>
-      <w:pPr>
-        <w:spacing w:after="0"/>
-        <w:rPr>
-          <w:b/>
-          <w:bCs/>
-          <w:lang w:val="es-ES"/>
-        </w:rPr>
-      </w:pPr>
-    </w:p>
-    <w:p>
-      <w:pPr>
-        <w:spacing w:after="0"/>
-        <w:rPr>
-          <w:b/>
-          <w:bCs/>
-          <w:lang w:val="es-ES"/>
-        </w:rPr>
-      </w:pPr>
-    </w:p>
-    <w:p>
-      <w:pPr>
-        <w:spacing w:after="0"/>
-        <w:rPr>
-          <w:b/>
-          <w:bCs/>
-          <w:lang w:val="es-ES"/>
-        </w:rPr>
-      </w:pPr>
-      <w:r>
-        <w:rPr>
-          <w:b/>
-          <w:bCs/>
+      <w:proofErr w:type="spellStart"/>
+      <w:r>
+        <w:rPr>
+          <w:lang w:val="es-ES"/>
+        </w:rPr>
+        <w:t>action</w:t>
+      </w:r>
+      <w:proofErr w:type="spellEnd"/>
+      <w:r>
+        <w:rPr>
+          <w:lang w:val="es-ES"/>
+        </w:rPr>
+        <w:t xml:space="preserve"> </w:t>
+      </w:r>
+      <w:proofErr w:type="spellStart"/>
+      <w:r>
+        <w:rPr>
+          <w:lang w:val="es-ES"/>
+        </w:rPr>
+        <w:t>carried</w:t>
+      </w:r>
+      <w:proofErr w:type="spellEnd"/>
+      <w:r>
+        <w:rPr>
+          <w:lang w:val="es-ES"/>
+        </w:rPr>
+        <w:t xml:space="preserve"> </w:t>
+      </w:r>
+      <w:proofErr w:type="spellStart"/>
+      <w:r>
+        <w:rPr>
+          <w:lang w:val="es-ES"/>
+        </w:rPr>
+        <w:t>out</w:t>
+      </w:r>
+      <w:proofErr w:type="spellEnd"/>
+      <w:r>
+        <w:rPr>
+          <w:lang w:val="es-ES"/>
+        </w:rPr>
+        <w:t>), recibir falta (</w:t>
+      </w:r>
+      <w:proofErr w:type="spellStart"/>
+      <w:r>
+        <w:rPr>
+          <w:lang w:val="es-ES"/>
+        </w:rPr>
+        <w:t>fouled</w:t>
+      </w:r>
+      <w:proofErr w:type="spellEnd"/>
+      <w:r>
+        <w:rPr>
+          <w:lang w:val="es-ES"/>
+        </w:rPr>
+        <w:t>), robo de balón (</w:t>
+      </w:r>
+      <w:proofErr w:type="spellStart"/>
+      <w:r>
+        <w:rPr>
+          <w:lang w:val="es-ES"/>
+        </w:rPr>
+        <w:t>opponent</w:t>
+      </w:r>
+      <w:proofErr w:type="spellEnd"/>
+      <w:r>
+        <w:rPr>
+          <w:lang w:val="es-ES"/>
+        </w:rPr>
+        <w:t xml:space="preserve"> </w:t>
+      </w:r>
+      <w:proofErr w:type="spellStart"/>
+      <w:r>
+        <w:rPr>
+          <w:lang w:val="es-ES"/>
+        </w:rPr>
+        <w:t>dispossessed</w:t>
+      </w:r>
+      <w:proofErr w:type="spellEnd"/>
+      <w:r>
+        <w:rPr>
+          <w:lang w:val="es-ES"/>
+        </w:rPr>
+        <w:t xml:space="preserve">), </w:t>
+      </w:r>
+      <w:r>
+        <w:rPr>
+          <w:lang w:val="es-ES"/>
+        </w:rPr>
+        <w:t>disputa durante el desprendimiento del balón (</w:t>
+      </w:r>
+      <w:proofErr w:type="spellStart"/>
+      <w:r>
+        <w:rPr>
+          <w:lang w:val="es-ES"/>
+        </w:rPr>
+        <w:t>challenge</w:t>
+      </w:r>
+      <w:proofErr w:type="spellEnd"/>
+      <w:r>
+        <w:rPr>
+          <w:lang w:val="es-ES"/>
+        </w:rPr>
+        <w:t xml:space="preserve"> </w:t>
+      </w:r>
+      <w:proofErr w:type="spellStart"/>
+      <w:r>
+        <w:rPr>
+          <w:lang w:val="es-ES"/>
+        </w:rPr>
+        <w:t>during</w:t>
+      </w:r>
+      <w:proofErr w:type="spellEnd"/>
+      <w:r>
+        <w:rPr>
+          <w:lang w:val="es-ES"/>
+        </w:rPr>
+        <w:t xml:space="preserve"> </w:t>
+      </w:r>
+      <w:proofErr w:type="spellStart"/>
+      <w:r>
+        <w:rPr>
+          <w:lang w:val="es-ES"/>
+        </w:rPr>
+        <w:t>release</w:t>
+      </w:r>
+      <w:proofErr w:type="spellEnd"/>
+      <w:r>
+        <w:rPr>
+          <w:lang w:val="es-ES"/>
+        </w:rPr>
+        <w:t xml:space="preserve"> </w:t>
+      </w:r>
+      <w:proofErr w:type="spellStart"/>
+      <w:r>
+        <w:rPr>
+          <w:lang w:val="es-ES"/>
+        </w:rPr>
+        <w:t>of</w:t>
+      </w:r>
+      <w:proofErr w:type="spellEnd"/>
+      <w:r>
+        <w:rPr>
+          <w:lang w:val="es-ES"/>
+        </w:rPr>
+        <w:t xml:space="preserve"> </w:t>
+      </w:r>
+      <w:proofErr w:type="spellStart"/>
+      <w:r>
+        <w:rPr>
+          <w:lang w:val="es-ES"/>
+        </w:rPr>
+        <w:t>the</w:t>
+      </w:r>
+      <w:proofErr w:type="spellEnd"/>
+      <w:r>
+        <w:rPr>
+          <w:lang w:val="es-ES"/>
+        </w:rPr>
+        <w:t xml:space="preserve"> </w:t>
+      </w:r>
+      <w:proofErr w:type="spellStart"/>
+      <w:r>
+        <w:rPr>
+          <w:lang w:val="es-ES"/>
+        </w:rPr>
+        <w:t>ball</w:t>
+      </w:r>
+      <w:proofErr w:type="spellEnd"/>
+      <w:r>
+        <w:rPr>
+          <w:lang w:val="es-ES"/>
+        </w:rPr>
+        <w:t>) y posesión mantenida tras la disputa (</w:t>
+      </w:r>
+      <w:proofErr w:type="spellStart"/>
+      <w:r>
+        <w:rPr>
+          <w:lang w:val="es-ES"/>
+        </w:rPr>
+        <w:t>posession</w:t>
+      </w:r>
+      <w:proofErr w:type="spellEnd"/>
+      <w:r>
+        <w:rPr>
+          <w:lang w:val="es-ES"/>
+        </w:rPr>
+        <w:t xml:space="preserve"> </w:t>
+      </w:r>
+      <w:proofErr w:type="spellStart"/>
+      <w:r>
+        <w:rPr>
+          <w:lang w:val="es-ES"/>
+        </w:rPr>
+        <w:t>retained</w:t>
+      </w:r>
+      <w:proofErr w:type="spellEnd"/>
+      <w:r>
+        <w:rPr>
+          <w:lang w:val="es-ES"/>
+        </w:rPr>
+        <w:t xml:space="preserve"> </w:t>
+      </w:r>
+      <w:proofErr w:type="spellStart"/>
+      <w:r>
+        <w:rPr>
+          <w:lang w:val="es-ES"/>
+        </w:rPr>
+        <w:t>during</w:t>
+      </w:r>
+      <w:proofErr w:type="spellEnd"/>
+      <w:r>
+        <w:rPr>
+          <w:lang w:val="es-ES"/>
+        </w:rPr>
+        <w:t xml:space="preserve"> </w:t>
+      </w:r>
+      <w:proofErr w:type="spellStart"/>
+      <w:r>
+        <w:rPr>
+          <w:lang w:val="es-ES"/>
+        </w:rPr>
+        <w:t>challenge</w:t>
+      </w:r>
+      <w:proofErr w:type="spellEnd"/>
+      <w:r>
+        <w:rPr>
+          <w:lang w:val="es-ES"/>
+        </w:rPr>
+        <w:t>)</w:t>
+      </w:r>
+      <w:r>
+        <w:rPr>
+          <w:b/>
+          <w:bCs/>
+          <w:lang w:val="es-ES"/>
+        </w:rPr>
+        <w:t xml:space="preserve">. </w:t>
+      </w:r>
+      <w:r>
+        <w:rPr>
+          <w:lang w:val="es-ES"/>
+        </w:rPr>
+        <w:t xml:space="preserve">El objetivo es utilizar técnicas de visión por computadora e inteligencia artificial para identificar estas jugadas. </w:t>
+      </w:r>
+    </w:p>
+    <w:p>
+      <w:pPr>
+        <w:spacing w:after="0"/>
+        <w:jc w:val="both"/>
+        <w:rPr>
+          <w:lang w:val="es-ES"/>
+        </w:rPr>
+      </w:pPr>
+    </w:p>
+    <w:p>
+      <w:pPr>
+        <w:spacing w:after="0"/>
+        <w:jc w:val="both"/>
+        <w:rPr>
+          <w:lang w:val="es-ES"/>
+        </w:rPr>
+      </w:pPr>
+      <w:r>
+        <w:rPr>
+          <w:lang w:val="es-ES"/>
+        </w:rPr>
+        <w:t xml:space="preserve">El problema surge debido a que, en la actualidad, la anotación de eventos deportivos se realiza principalmente de forma manual, lo cual implica un alto consumo de tiempo, recursos humanos y costos operativos, además de limitar la disponibilidad de este tipo de datos a ligas profesionales con mayor infraestructura. La detección automática de eventos en video deportivo representa un desafío significativo desde el punto de vista técnico, ya que implica analizar información visual compleja en entornos dinámicos. Factores como el movimiento continuo de los jugadores, variaciones en la iluminación, oclusiones entre objetos, cambios de cámara y la velocidad del juego dificultan la identificación precisa de los eventos. Adicionalmente, la naturaleza temporal del problema exige no solo reconocer patrones espaciales en imágenes individuales, sino también comprender la evolución de las acciones a lo largo del tiempo para determinar el momento exacto en que ocurre un evento. </w:t>
+      </w:r>
+    </w:p>
+    <w:p>
+      <w:pPr>
+        <w:spacing w:after="0"/>
+        <w:jc w:val="both"/>
+        <w:rPr>
+          <w:lang w:val="es-ES"/>
+        </w:rPr>
+      </w:pPr>
+    </w:p>
+    <w:p>
+      <w:pPr>
+        <w:spacing w:after="0"/>
+        <w:jc w:val="both"/>
+        <w:rPr>
+          <w:lang w:val="es-ES"/>
+        </w:rPr>
+      </w:pPr>
+      <w:r>
+        <w:rPr>
+          <w:lang w:val="es-ES"/>
+        </w:rPr>
+        <w:t xml:space="preserve">La resolución de este problema podría tener un impacto directo en la industria deportiva, ya que permitiría automatizar la generación de datos de eventos en partidos de fútbol, facilitando el análisis de rendimiento de jugadores y equipos. Asimismo, abriría la posibilidad de extender estos análisis a ligas más pequeñas o entrenamientos, donde actualmente no se cuenta con los recursos necesarios para realizar anotaciones manuales. En consecuencia, el desarrollo de un sistema de detección de eventos no solo representa un reto técnico relevante, sino también una solución con aplicación práctica y valor en contextos reales.  </w:t>
+      </w:r>
+    </w:p>
+    <w:p>
+      <w:pPr>
+        <w:spacing w:after="0"/>
+        <w:jc w:val="both"/>
+        <w:rPr>
+          <w:b/>
+          <w:bCs/>
+          <w:lang w:val="es-ES"/>
+        </w:rPr>
+      </w:pPr>
+    </w:p>
+    <w:p>
+      <w:pPr>
+        <w:pStyle w:val="ListParagraph"/>
+        <w:numPr>
+          <w:ilvl w:val="0"/>
+          <w:numId w:val="1"/>
+        </w:numPr>
+        <w:spacing w:after="0"/>
+        <w:jc w:val="both"/>
+        <w:rPr>
+          <w:b/>
+          <w:bCs/>
+          <w:sz w:val="32"/>
+          <w:szCs w:val="32"/>
+          <w:lang w:val="es-ES"/>
+        </w:rPr>
+      </w:pPr>
+      <w:r>
+        <w:rPr>
+          <w:b/>
+          <w:bCs/>
+          <w:sz w:val="32"/>
+          <w:szCs w:val="32"/>
           <w:lang w:val="es-ES"/>
         </w:rPr>
         <w:t>Análisis</w:t>
@@ -170,26 +527,37 @@
     <w:p>
       <w:pPr>
         <w:spacing w:after="0"/>
-        <w:rPr>
-          <w:b/>
-          <w:bCs/>
-          <w:lang w:val="es-ES"/>
-        </w:rPr>
-      </w:pPr>
-    </w:p>
-    <w:p>
-      <w:pPr>
-        <w:spacing w:after="0"/>
-        <w:rPr>
-          <w:b/>
-          <w:bCs/>
-          <w:lang w:val="es-ES"/>
-        </w:rPr>
-      </w:pPr>
-      <w:r>
-        <w:rPr>
-          <w:b/>
-          <w:bCs/>
+        <w:jc w:val="both"/>
+        <w:rPr>
+          <w:b/>
+          <w:bCs/>
+          <w:lang w:val="es-ES"/>
+        </w:rPr>
+      </w:pPr>
+    </w:p>
+    <w:p>
+      <w:pPr>
+        <w:pStyle w:val="ListParagraph"/>
+        <w:numPr>
+          <w:ilvl w:val="0"/>
+          <w:numId w:val="1"/>
+        </w:numPr>
+        <w:spacing w:after="0"/>
+        <w:jc w:val="both"/>
+        <w:rPr>
+          <w:b/>
+          <w:bCs/>
+          <w:sz w:val="32"/>
+          <w:szCs w:val="32"/>
+          <w:lang w:val="es-ES"/>
+        </w:rPr>
+      </w:pPr>
+      <w:r>
+        <w:rPr>
+          <w:b/>
+          <w:bCs/>
+          <w:sz w:val="32"/>
+          <w:szCs w:val="32"/>
           <w:lang w:val="es-ES"/>
         </w:rPr>
         <w:t>Propuesta de solución</w:t>
@@ -198,26 +566,37 @@
     <w:p>
       <w:pPr>
         <w:spacing w:after="0"/>
-        <w:rPr>
-          <w:b/>
-          <w:bCs/>
-          <w:lang w:val="es-ES"/>
-        </w:rPr>
-      </w:pPr>
-    </w:p>
-    <w:p>
-      <w:pPr>
-        <w:spacing w:after="0"/>
-        <w:rPr>
-          <w:b/>
-          <w:bCs/>
-          <w:lang w:val="es-ES"/>
-        </w:rPr>
-      </w:pPr>
-      <w:r>
-        <w:rPr>
-          <w:b/>
-          <w:bCs/>
+        <w:jc w:val="both"/>
+        <w:rPr>
+          <w:b/>
+          <w:bCs/>
+          <w:lang w:val="es-ES"/>
+        </w:rPr>
+      </w:pPr>
+    </w:p>
+    <w:p>
+      <w:pPr>
+        <w:pStyle w:val="ListParagraph"/>
+        <w:numPr>
+          <w:ilvl w:val="0"/>
+          <w:numId w:val="1"/>
+        </w:numPr>
+        <w:spacing w:after="0"/>
+        <w:jc w:val="both"/>
+        <w:rPr>
+          <w:b/>
+          <w:bCs/>
+          <w:sz w:val="32"/>
+          <w:szCs w:val="32"/>
+          <w:lang w:val="es-ES"/>
+        </w:rPr>
+      </w:pPr>
+      <w:r>
+        <w:rPr>
+          <w:b/>
+          <w:bCs/>
+          <w:sz w:val="32"/>
+          <w:szCs w:val="32"/>
           <w:lang w:val="es-ES"/>
         </w:rPr>
         <w:t>Descripción de la solución</w:t>
@@ -226,26 +605,37 @@
     <w:p>
       <w:pPr>
         <w:spacing w:after="0"/>
-        <w:rPr>
-          <w:b/>
-          <w:bCs/>
-          <w:lang w:val="es-ES"/>
-        </w:rPr>
-      </w:pPr>
-    </w:p>
-    <w:p>
-      <w:pPr>
-        <w:spacing w:after="0"/>
-        <w:rPr>
-          <w:b/>
-          <w:bCs/>
-          <w:lang w:val="es-ES"/>
-        </w:rPr>
-      </w:pPr>
-      <w:r>
-        <w:rPr>
-          <w:b/>
-          <w:bCs/>
+        <w:jc w:val="both"/>
+        <w:rPr>
+          <w:b/>
+          <w:bCs/>
+          <w:lang w:val="es-ES"/>
+        </w:rPr>
+      </w:pPr>
+    </w:p>
+    <w:p>
+      <w:pPr>
+        <w:pStyle w:val="ListParagraph"/>
+        <w:numPr>
+          <w:ilvl w:val="0"/>
+          <w:numId w:val="1"/>
+        </w:numPr>
+        <w:spacing w:after="0"/>
+        <w:jc w:val="both"/>
+        <w:rPr>
+          <w:b/>
+          <w:bCs/>
+          <w:sz w:val="32"/>
+          <w:szCs w:val="32"/>
+          <w:lang w:val="es-ES"/>
+        </w:rPr>
+      </w:pPr>
+      <w:r>
+        <w:rPr>
+          <w:b/>
+          <w:bCs/>
+          <w:sz w:val="32"/>
+          <w:szCs w:val="32"/>
           <w:lang w:val="es-ES"/>
         </w:rPr>
         <w:t xml:space="preserve">Herramientas aplicadas </w:t>
@@ -254,26 +644,37 @@
     <w:p>
       <w:pPr>
         <w:spacing w:after="0"/>
-        <w:rPr>
-          <w:b/>
-          <w:bCs/>
-          <w:lang w:val="es-ES"/>
-        </w:rPr>
-      </w:pPr>
-    </w:p>
-    <w:p>
-      <w:pPr>
-        <w:spacing w:after="0"/>
-        <w:rPr>
-          <w:b/>
-          <w:bCs/>
-          <w:lang w:val="es-ES"/>
-        </w:rPr>
-      </w:pPr>
-      <w:r>
-        <w:rPr>
-          <w:b/>
-          <w:bCs/>
+        <w:jc w:val="both"/>
+        <w:rPr>
+          <w:b/>
+          <w:bCs/>
+          <w:lang w:val="es-ES"/>
+        </w:rPr>
+      </w:pPr>
+    </w:p>
+    <w:p>
+      <w:pPr>
+        <w:pStyle w:val="ListParagraph"/>
+        <w:numPr>
+          <w:ilvl w:val="0"/>
+          <w:numId w:val="1"/>
+        </w:numPr>
+        <w:spacing w:after="0"/>
+        <w:jc w:val="both"/>
+        <w:rPr>
+          <w:b/>
+          <w:bCs/>
+          <w:sz w:val="32"/>
+          <w:szCs w:val="32"/>
+          <w:lang w:val="es-ES"/>
+        </w:rPr>
+      </w:pPr>
+      <w:r>
+        <w:rPr>
+          <w:b/>
+          <w:bCs/>
+          <w:sz w:val="32"/>
+          <w:szCs w:val="32"/>
           <w:lang w:val="es-ES"/>
         </w:rPr>
         <w:t>Resultados (métricas)</w:t>
@@ -282,26 +683,37 @@
     <w:p>
       <w:pPr>
         <w:spacing w:after="0"/>
-        <w:rPr>
-          <w:b/>
-          <w:bCs/>
-          <w:lang w:val="es-ES"/>
-        </w:rPr>
-      </w:pPr>
-    </w:p>
-    <w:p>
-      <w:pPr>
-        <w:spacing w:after="0"/>
-        <w:rPr>
-          <w:b/>
-          <w:bCs/>
-          <w:lang w:val="es-ES"/>
-        </w:rPr>
-      </w:pPr>
-      <w:r>
-        <w:rPr>
-          <w:b/>
-          <w:bCs/>
+        <w:jc w:val="both"/>
+        <w:rPr>
+          <w:b/>
+          <w:bCs/>
+          <w:lang w:val="es-ES"/>
+        </w:rPr>
+      </w:pPr>
+    </w:p>
+    <w:p>
+      <w:pPr>
+        <w:pStyle w:val="ListParagraph"/>
+        <w:numPr>
+          <w:ilvl w:val="0"/>
+          <w:numId w:val="1"/>
+        </w:numPr>
+        <w:spacing w:after="0"/>
+        <w:jc w:val="both"/>
+        <w:rPr>
+          <w:b/>
+          <w:bCs/>
+          <w:sz w:val="32"/>
+          <w:szCs w:val="32"/>
+          <w:lang w:val="es-ES"/>
+        </w:rPr>
+      </w:pPr>
+      <w:r>
+        <w:rPr>
+          <w:b/>
+          <w:bCs/>
+          <w:sz w:val="32"/>
+          <w:szCs w:val="32"/>
           <w:lang w:val="es-ES"/>
         </w:rPr>
         <w:t>Conclusión</w:t>
@@ -310,26 +722,37 @@
     <w:p>
       <w:pPr>
         <w:spacing w:after="0"/>
-        <w:rPr>
-          <w:b/>
-          <w:bCs/>
-          <w:lang w:val="es-ES"/>
-        </w:rPr>
-      </w:pPr>
-    </w:p>
-    <w:p>
-      <w:pPr>
-        <w:spacing w:after="0"/>
-        <w:rPr>
-          <w:b/>
-          <w:bCs/>
-          <w:lang w:val="es-ES"/>
-        </w:rPr>
-      </w:pPr>
-      <w:r>
-        <w:rPr>
-          <w:b/>
-          <w:bCs/>
+        <w:jc w:val="both"/>
+        <w:rPr>
+          <w:b/>
+          <w:bCs/>
+          <w:lang w:val="es-ES"/>
+        </w:rPr>
+      </w:pPr>
+    </w:p>
+    <w:p>
+      <w:pPr>
+        <w:pStyle w:val="ListParagraph"/>
+        <w:numPr>
+          <w:ilvl w:val="0"/>
+          <w:numId w:val="1"/>
+        </w:numPr>
+        <w:spacing w:after="0"/>
+        <w:jc w:val="both"/>
+        <w:rPr>
+          <w:b/>
+          <w:bCs/>
+          <w:sz w:val="32"/>
+          <w:szCs w:val="32"/>
+          <w:lang w:val="es-ES"/>
+        </w:rPr>
+      </w:pPr>
+      <w:r>
+        <w:rPr>
+          <w:b/>
+          <w:bCs/>
+          <w:sz w:val="32"/>
+          <w:szCs w:val="32"/>
           <w:lang w:val="es-ES"/>
         </w:rPr>
         <w:t>Bibliografía</w:t>
@@ -404,18 +827,176 @@
       <w:jc w:val="center"/>
       <w:rPr>
         <w:color w:val="BFBFBF" w:themeColor="background1" w:themeShade="BF"/>
+        <w:sz w:val="21"/>
+        <w:szCs w:val="21"/>
         <w:lang w:val="es-ES"/>
       </w:rPr>
     </w:pPr>
     <w:r>
       <w:rPr>
         <w:color w:val="BFBFBF" w:themeColor="background1" w:themeShade="BF"/>
+        <w:sz w:val="21"/>
+        <w:szCs w:val="21"/>
         <w:lang w:val="es-ES"/>
       </w:rPr>
       <w:t>Alina Carías, Daniel Machic, Ignacio Méndez, Ariela Mishaan y Diego Soto</w:t>
     </w:r>
   </w:p>
+  <w:p>
+    <w:pPr>
+      <w:spacing w:after="0"/>
+      <w:jc w:val="center"/>
+      <w:rPr>
+        <w:color w:val="BFBFBF" w:themeColor="background1" w:themeShade="BF"/>
+        <w:sz w:val="21"/>
+        <w:szCs w:val="21"/>
+        <w:lang w:val="en-US"/>
+      </w:rPr>
+    </w:pPr>
+    <w:proofErr w:type="spellStart"/>
+    <w:r>
+      <w:rPr>
+        <w:b/>
+        <w:bCs/>
+        <w:color w:val="BFBFBF" w:themeColor="background1" w:themeShade="BF"/>
+        <w:sz w:val="21"/>
+        <w:szCs w:val="21"/>
+        <w:lang w:val="en-US"/>
+      </w:rPr>
+      <w:t>Github</w:t>
+    </w:r>
+    <w:proofErr w:type="spellEnd"/>
+    <w:r>
+      <w:rPr>
+        <w:b/>
+        <w:bCs/>
+        <w:color w:val="BFBFBF" w:themeColor="background1" w:themeShade="BF"/>
+        <w:sz w:val="21"/>
+        <w:szCs w:val="21"/>
+        <w:lang w:val="en-US"/>
+      </w:rPr>
+      <w:t>:</w:t>
+    </w:r>
+    <w:r>
+      <w:rPr>
+        <w:color w:val="BFBFBF" w:themeColor="background1" w:themeShade="BF"/>
+        <w:sz w:val="21"/>
+        <w:szCs w:val="21"/>
+        <w:lang w:val="en-US"/>
+      </w:rPr>
+      <w:t xml:space="preserve"> </w:t>
+    </w:r>
+    <w:hyperlink r:id="rId1" w:history="1">
+      <w:r>
+        <w:rPr>
+          <w:rStyle w:val="Hyperlink"/>
+          <w:color w:val="BFBFBF" w:themeColor="background1" w:themeShade="BF"/>
+          <w:sz w:val="21"/>
+          <w:szCs w:val="21"/>
+          <w:lang w:val="en-US"/>
+        </w:rPr>
+        <w:t>https://github.com/ArielaMishaanCohen/ProyectoVC.git</w:t>
+      </w:r>
+    </w:hyperlink>
+  </w:p>
 </w:hdr>
+</file>
+
+<file path=word/numbering.xml><?xml version="1.0" encoding="utf-8"?>
+<w:numbering xmlns:wpc="http://schemas.microsoft.com/office/word/2010/wordprocessingCanvas" xmlns:cx="http://schemas.microsoft.com/office/drawing/2014/chartex" xmlns:cx1="http://schemas.microsoft.com/office/drawing/2015/9/8/chartex" xmlns:cx2="http://schemas.microsoft.com/office/drawing/2015/10/21/chartex" xmlns:cx3="http://schemas.microsoft.com/office/drawing/2016/5/9/chartex" xmlns:cx4="http://schemas.microsoft.com/office/drawing/2016/5/10/chartex" xmlns:cx5="http://schemas.microsoft.com/office/drawing/2016/5/11/chartex" xmlns:cx6="http://schemas.microsoft.com/office/drawing/2016/5/12/chartex" xmlns:cx7="http://schemas.microsoft.com/office/drawing/2016/5/13/chartex" xmlns:cx8="http://schemas.microsoft.com/office/drawing/2016/5/14/chartex" xmlns:mc="http://schemas.openxmlformats.org/markup-compatibility/2006" xmlns:aink="http://schemas.microsoft.com/office/drawing/2016/ink" xmlns:am3d="http://schemas.microsoft.com/office/drawing/2017/model3d" xmlns:o="urn:schemas-microsoft-com:office:office" xmlns:oel="http://schemas.microsoft.com/office/2019/extlst" xmlns:r="http://schemas.openxmlformats.org/officeDocument/2006/relationships" xmlns:m="http://schemas.openxmlformats.org/officeDocument/2006/math" xmlns:v="urn:schemas-microsoft-com:vml" xmlns:wp14="http://schemas.microsoft.com/office/word/2010/wordprocessingDrawing" xmlns:wp="http://schemas.openxmlformats.org/drawingml/2006/wordprocessingDrawing" xmlns:w10="urn:schemas-microsoft-com:office:word" xmlns:w="http://schemas.openxmlformats.org/wordprocessingml/2006/main" xmlns:w14="http://schemas.microsoft.com/office/word/2010/wordml" xmlns:w15="http://schemas.microsoft.com/office/word/2012/wordml" xmlns:w16cex="http://schemas.microsoft.com/office/word/2018/wordml/cex" xmlns:w16cid="http://schemas.microsoft.com/office/word/2016/wordml/cid" xmlns:w16="http://schemas.microsoft.com/office/word/2018/wordml" xmlns:w16du="http://schemas.microsoft.com/office/word/2023/wordml/word16du" xmlns:w16sdtdh="http://schemas.microsoft.com/office/word/2020/wordml/sdtdatahash" xmlns:w16sdtfl="http://schemas.microsoft.com/office/word/2024/wordml/sdtformatlock" xmlns:w16se="http://schemas.microsoft.com/office/word/2015/wordml/symex" xmlns:wpg="http://schemas.microsoft.com/office/word/2010/wordprocessingGroup" xmlns:wpi="http://schemas.microsoft.com/office/word/2010/wordprocessingInk" xmlns:wne="http://schemas.microsoft.com/office/word/2006/wordml" xmlns:wps="http://schemas.microsoft.com/office/word/2010/wordprocessingShape" mc:Ignorable="w14 w15 w16se w16cid w16 w16cex w16sdtdh w16sdtfl w16du wp14">
+  <w:abstractNum w:abstractNumId="0" w15:restartNumberingAfterBreak="0">
+    <w:nsid w:val="5DD62D2F"/>
+    <w:multiLevelType w:val="hybridMultilevel"/>
+    <w:tmpl w:val="3A8EE224"/>
+    <w:lvl w:ilvl="0" w:tplc="0409000F">
+      <w:start w:val="1"/>
+      <w:numFmt w:val="decimal"/>
+      <w:lvlText w:val="%1."/>
+      <w:lvlJc w:val="left"/>
+      <w:pPr>
+        <w:ind w:left="360" w:hanging="360"/>
+      </w:pPr>
+      <w:rPr>
+        <w:rFonts w:hint="default"/>
+      </w:rPr>
+    </w:lvl>
+    <w:lvl w:ilvl="1" w:tplc="04090019" w:tentative="1">
+      <w:start w:val="1"/>
+      <w:numFmt w:val="lowerLetter"/>
+      <w:lvlText w:val="%2."/>
+      <w:lvlJc w:val="left"/>
+      <w:pPr>
+        <w:ind w:left="1080" w:hanging="360"/>
+      </w:pPr>
+    </w:lvl>
+    <w:lvl w:ilvl="2" w:tplc="0409001B" w:tentative="1">
+      <w:start w:val="1"/>
+      <w:numFmt w:val="lowerRoman"/>
+      <w:lvlText w:val="%3."/>
+      <w:lvlJc w:val="right"/>
+      <w:pPr>
+        <w:ind w:left="1800" w:hanging="180"/>
+      </w:pPr>
+    </w:lvl>
+    <w:lvl w:ilvl="3" w:tplc="0409000F" w:tentative="1">
+      <w:start w:val="1"/>
+      <w:numFmt w:val="decimal"/>
+      <w:lvlText w:val="%4."/>
+      <w:lvlJc w:val="left"/>
+      <w:pPr>
+        <w:ind w:left="2520" w:hanging="360"/>
+      </w:pPr>
+    </w:lvl>
+    <w:lvl w:ilvl="4" w:tplc="04090019" w:tentative="1">
+      <w:start w:val="1"/>
+      <w:numFmt w:val="lowerLetter"/>
+      <w:lvlText w:val="%5."/>
+      <w:lvlJc w:val="left"/>
+      <w:pPr>
+        <w:ind w:left="3240" w:hanging="360"/>
+      </w:pPr>
+    </w:lvl>
+    <w:lvl w:ilvl="5" w:tplc="0409001B" w:tentative="1">
+      <w:start w:val="1"/>
+      <w:numFmt w:val="lowerRoman"/>
+      <w:lvlText w:val="%6."/>
+      <w:lvlJc w:val="right"/>
+      <w:pPr>
+        <w:ind w:left="3960" w:hanging="180"/>
+      </w:pPr>
+    </w:lvl>
+    <w:lvl w:ilvl="6" w:tplc="0409000F" w:tentative="1">
+      <w:start w:val="1"/>
+      <w:numFmt w:val="decimal"/>
+      <w:lvlText w:val="%7."/>
+      <w:lvlJc w:val="left"/>
+      <w:pPr>
+        <w:ind w:left="4680" w:hanging="360"/>
+      </w:pPr>
+    </w:lvl>
+    <w:lvl w:ilvl="7" w:tplc="04090019" w:tentative="1">
+      <w:start w:val="1"/>
+      <w:numFmt w:val="lowerLetter"/>
+      <w:lvlText w:val="%8."/>
+      <w:lvlJc w:val="left"/>
+      <w:pPr>
+        <w:ind w:left="5400" w:hanging="360"/>
+      </w:pPr>
+    </w:lvl>
+    <w:lvl w:ilvl="8" w:tplc="0409001B" w:tentative="1">
+      <w:start w:val="1"/>
+      <w:numFmt w:val="lowerRoman"/>
+      <w:lvlText w:val="%9."/>
+      <w:lvlJc w:val="right"/>
+      <w:pPr>
+        <w:ind w:left="6120" w:hanging="180"/>
+      </w:pPr>
+    </w:lvl>
+  </w:abstractNum>
+  <w:num w:numId="1" w16cid:durableId="1828933157">
+    <w:abstractNumId w:val="0"/>
+  </w:num>
+</w:numbering>
 </file>
 
 <file path=word/styles.xml><?xml version="1.0" encoding="utf-8"?>
